--- a/CÔNG TY TNHH MÁY CHẾ BIẾN GỖ CÔNG NGHỆ/MayCheBienGo_TamNgungHoatDong/MayCheBienGo_ThongBaoTamngung.docx
+++ b/CÔNG TY TNHH MÁY CHẾ BIẾN GỖ CÔNG NGHỆ/MayCheBienGo_TamNgungHoatDong/MayCheBienGo_ThongBaoTamngung.docx
@@ -508,7 +508,19 @@
         <w:rPr>
           <w:rFonts w:ascii="Times New Roman" w:eastAsia="Calibri" w:hAnsi="Times New Roman" w:cs="Times New Roman"/>
         </w:rPr>
-        <w:t xml:space="preserve"> 31 </w:t>
+        <w:t xml:space="preserve"> 3</w:t>
+      </w:r>
+      <w:r>
+        <w:rPr>
+          <w:rFonts w:ascii="Times New Roman" w:eastAsia="Calibri" w:hAnsi="Times New Roman" w:cs="Times New Roman"/>
+        </w:rPr>
+        <w:t>0</w:t>
+      </w:r>
+      <w:r>
+        <w:rPr>
+          <w:rFonts w:ascii="Times New Roman" w:eastAsia="Calibri" w:hAnsi="Times New Roman" w:cs="Times New Roman"/>
+        </w:rPr>
+        <w:t xml:space="preserve"> </w:t>
       </w:r>
       <w:r>
         <w:rPr>
@@ -520,7 +532,19 @@
         <w:rPr>
           <w:rFonts w:ascii="Times New Roman" w:eastAsia="Calibri" w:hAnsi="Times New Roman" w:cs="Times New Roman"/>
         </w:rPr>
-        <w:t xml:space="preserve"> 12 </w:t>
+        <w:t xml:space="preserve"> </w:t>
+      </w:r>
+      <w:r>
+        <w:rPr>
+          <w:rFonts w:ascii="Times New Roman" w:eastAsia="Calibri" w:hAnsi="Times New Roman" w:cs="Times New Roman"/>
+        </w:rPr>
+        <w:t>04</w:t>
+      </w:r>
+      <w:r>
+        <w:rPr>
+          <w:rFonts w:ascii="Times New Roman" w:eastAsia="Calibri" w:hAnsi="Times New Roman" w:cs="Times New Roman"/>
+        </w:rPr>
+        <w:t xml:space="preserve"> </w:t>
       </w:r>
       <w:r>
         <w:rPr>
@@ -532,8 +556,16 @@
         <w:rPr>
           <w:rFonts w:ascii="Times New Roman" w:eastAsia="Calibri" w:hAnsi="Times New Roman" w:cs="Times New Roman"/>
         </w:rPr>
-        <w:t xml:space="preserve"> 2026</w:t>
-      </w:r>
+        <w:t xml:space="preserve"> 202</w:t>
+      </w:r>
+      <w:r>
+        <w:rPr>
+          <w:rFonts w:ascii="Times New Roman" w:eastAsia="Calibri" w:hAnsi="Times New Roman" w:cs="Times New Roman"/>
+        </w:rPr>
+        <w:t>7</w:t>
+      </w:r>
+      <w:bookmarkStart w:id="0" w:name="_GoBack"/>
+      <w:bookmarkEnd w:id="0"/>
     </w:p>
     <w:p>
       <w:pPr>
@@ -1008,8 +1040,6 @@
               </w:rPr>
               <w:t>PHAN HOÀI PHÚ</w:t>
             </w:r>
-            <w:bookmarkStart w:id="0" w:name="_GoBack"/>
-            <w:bookmarkEnd w:id="0"/>
           </w:p>
         </w:tc>
       </w:tr>
